--- a/Wk7Assgn_Adhikari_R.docx
+++ b/Wk7Assgn_Adhikari_R.docx
@@ -340,7 +340,7 @@
           <w:color w:val="2D3B45"/>
         </w:rPr>
         <w:lastRenderedPageBreak/>
-        <w:t>Introduction</w:t>
+        <w:t>Workflow Redesign Part 1</w:t>
       </w:r>
     </w:p>
     <w:p>
@@ -348,208 +348,227 @@
         <w:shd w:val="clear" w:color="auto" w:fill="FFFFFF"/>
         <w:spacing w:before="180" w:after="180" w:line="480" w:lineRule="auto"/>
         <w:rPr>
-          <w:color w:val="2D3B45"/>
-        </w:rPr>
-      </w:pPr>
-      <w:r>
-        <w:rPr>
-          <w:color w:val="212121"/>
-          <w:shd w:val="clear" w:color="auto" w:fill="FFFFFF"/>
-        </w:rPr>
-        <w:t xml:space="preserve">Workflow can be described as a set of tasks that are grouped chronologically into processes, and there </w:t>
-      </w:r>
-      <w:r>
-        <w:rPr>
-          <w:color w:val="212121"/>
-          <w:shd w:val="clear" w:color="auto" w:fill="FFFFFF"/>
-        </w:rPr>
-        <w:t>are people</w:t>
-      </w:r>
-      <w:r>
-        <w:rPr>
-          <w:color w:val="212121"/>
-          <w:shd w:val="clear" w:color="auto" w:fill="FFFFFF"/>
-        </w:rPr>
-        <w:t xml:space="preserve"> or resources needed to accomplish a given task.  Clinical workflow takes place in clinical </w:t>
-      </w:r>
-      <w:r>
-        <w:rPr>
-          <w:color w:val="212121"/>
-          <w:shd w:val="clear" w:color="auto" w:fill="FFFFFF"/>
-        </w:rPr>
-        <w:t>settings,</w:t>
-      </w:r>
-      <w:r>
-        <w:rPr>
-          <w:color w:val="212121"/>
-          <w:shd w:val="clear" w:color="auto" w:fill="FFFFFF"/>
-        </w:rPr>
-        <w:t xml:space="preserve"> and it plays a crucial role </w:t>
-      </w:r>
-      <w:r>
-        <w:rPr>
-          <w:color w:val="212121"/>
-          <w:shd w:val="clear" w:color="auto" w:fill="FFFFFF"/>
-        </w:rPr>
-        <w:t>in providing</w:t>
-      </w:r>
-      <w:r>
-        <w:rPr>
-          <w:color w:val="212121"/>
-          <w:shd w:val="clear" w:color="auto" w:fill="FFFFFF"/>
-        </w:rPr>
-        <w:t xml:space="preserve"> effective and safe patient care. </w:t>
-      </w:r>
-      <w:r>
-        <w:rPr>
-          <w:color w:val="2D3B45"/>
-        </w:rPr>
-        <w:t>I comple</w:t>
-      </w:r>
-      <w:r>
-        <w:rPr>
-          <w:color w:val="2D3B45"/>
-        </w:rPr>
-        <w:t>t</w:t>
-      </w:r>
-      <w:r>
-        <w:rPr>
-          <w:color w:val="2D3B45"/>
-        </w:rPr>
-        <w:t xml:space="preserve">ely agree with </w:t>
-      </w:r>
-      <w:proofErr w:type="spellStart"/>
-      <w:r>
-        <w:rPr>
-          <w:color w:val="2D3B45"/>
-        </w:rPr>
-        <w:t>Tiley</w:t>
-      </w:r>
-      <w:proofErr w:type="spellEnd"/>
-      <w:r>
-        <w:rPr>
-          <w:color w:val="2D3B45"/>
-        </w:rPr>
-        <w:t xml:space="preserve"> that a Suc</w:t>
-      </w:r>
-      <w:r>
-        <w:rPr>
-          <w:color w:val="2D3B45"/>
-        </w:rPr>
-        <w:t>c</w:t>
-      </w:r>
-      <w:r>
-        <w:rPr>
-          <w:color w:val="2D3B45"/>
-        </w:rPr>
-        <w:t xml:space="preserve">essful project should be completed on </w:t>
-      </w:r>
-      <w:r>
-        <w:rPr>
-          <w:color w:val="2D3B45"/>
-        </w:rPr>
-        <w:t>time and</w:t>
-      </w:r>
-      <w:r>
-        <w:rPr>
-          <w:color w:val="2D3B45"/>
-        </w:rPr>
-        <w:t xml:space="preserve"> </w:t>
-      </w:r>
-      <w:r>
-        <w:rPr>
-          <w:color w:val="2D3B45"/>
-        </w:rPr>
-        <w:t>must</w:t>
-      </w:r>
-      <w:r>
-        <w:rPr>
-          <w:color w:val="2D3B45"/>
-        </w:rPr>
-        <w:t xml:space="preserve"> be within the budget that meet the requirement</w:t>
-      </w:r>
-      <w:r>
-        <w:rPr>
-          <w:color w:val="2D3B45"/>
-        </w:rPr>
-        <w:t>s</w:t>
-      </w:r>
-      <w:r>
-        <w:rPr>
-          <w:color w:val="2D3B45"/>
-        </w:rPr>
-        <w:t xml:space="preserve"> and satisfy users. A project manager will first have a meeting with all the stakeholders to figure out useful features, following this planning, scheduling</w:t>
-      </w:r>
-      <w:r>
-        <w:rPr>
-          <w:color w:val="2D3B45"/>
-        </w:rPr>
-        <w:t>,</w:t>
-      </w:r>
-      <w:r>
-        <w:rPr>
-          <w:color w:val="2D3B45"/>
-        </w:rPr>
-        <w:t xml:space="preserve"> and reporting on system development is done.</w:t>
-      </w:r>
-      <w:r>
-        <w:rPr>
-          <w:color w:val="2D3B45"/>
-        </w:rPr>
-        <w:t xml:space="preserve"> For any project to be successful, </w:t>
-      </w:r>
-      <w:r>
-        <w:rPr>
-          <w:color w:val="2D3B45"/>
-        </w:rPr>
-        <w:t xml:space="preserve">an </w:t>
-      </w:r>
-      <w:r>
-        <w:rPr>
-          <w:color w:val="2D3B45"/>
-        </w:rPr>
-        <w:t xml:space="preserve">efficient workflow process will provide a clear roadmap for the entire team. </w:t>
-      </w:r>
-      <w:r>
-        <w:rPr>
-          <w:color w:val="2D3B45"/>
-        </w:rPr>
-        <w:t xml:space="preserve">This paper </w:t>
-      </w:r>
-      <w:r>
-        <w:rPr>
-          <w:color w:val="2D3B45"/>
-        </w:rPr>
-        <w:t xml:space="preserve">describes </w:t>
-      </w:r>
-      <w:r>
-        <w:rPr>
-          <w:color w:val="2D3B45"/>
-        </w:rPr>
-        <w:t xml:space="preserve">current workflow issues, </w:t>
-      </w:r>
-      <w:r>
-        <w:rPr>
-          <w:color w:val="2D3B45"/>
-        </w:rPr>
-        <w:t xml:space="preserve">the result of gap analysis, gaps within the current workflow, issues related to </w:t>
-      </w:r>
-      <w:r>
-        <w:rPr>
-          <w:color w:val="2D3B45"/>
-        </w:rPr>
-        <w:t>HER,</w:t>
-      </w:r>
-      <w:r>
-        <w:rPr>
-          <w:color w:val="2D3B45"/>
-        </w:rPr>
-        <w:t xml:space="preserve"> and the finalized version of the current workflow model. </w:t>
+          <w:b/>
+          <w:bCs/>
+          <w:color w:val="2D3B45"/>
+        </w:rPr>
+      </w:pPr>
+      <w:r>
+        <w:rPr>
+          <w:b/>
+          <w:bCs/>
+          <w:color w:val="2D3B45"/>
+        </w:rPr>
+        <w:t>Introduction</w:t>
       </w:r>
     </w:p>
     <w:p>
       <w:pPr>
         <w:shd w:val="clear" w:color="auto" w:fill="FFFFFF"/>
+        <w:spacing w:before="180" w:after="180" w:line="480" w:lineRule="auto"/>
+        <w:rPr>
+          <w:color w:val="2D3B45"/>
+        </w:rPr>
+      </w:pPr>
+      <w:r>
+        <w:rPr>
+          <w:color w:val="212121"/>
+          <w:shd w:val="clear" w:color="auto" w:fill="FFFFFF"/>
+        </w:rPr>
+        <w:t xml:space="preserve">Workflow can be described as a set of tasks that are grouped chronologically into processes, and there </w:t>
+      </w:r>
+      <w:r>
+        <w:rPr>
+          <w:color w:val="212121"/>
+          <w:shd w:val="clear" w:color="auto" w:fill="FFFFFF"/>
+        </w:rPr>
+        <w:t>are people</w:t>
+      </w:r>
+      <w:r>
+        <w:rPr>
+          <w:color w:val="212121"/>
+          <w:shd w:val="clear" w:color="auto" w:fill="FFFFFF"/>
+        </w:rPr>
+        <w:t xml:space="preserve"> or resources needed to accomplish a given task.  Clinical workflow takes place in clinical </w:t>
+      </w:r>
+      <w:r>
+        <w:rPr>
+          <w:color w:val="212121"/>
+          <w:shd w:val="clear" w:color="auto" w:fill="FFFFFF"/>
+        </w:rPr>
+        <w:t>settings,</w:t>
+      </w:r>
+      <w:r>
+        <w:rPr>
+          <w:color w:val="212121"/>
+          <w:shd w:val="clear" w:color="auto" w:fill="FFFFFF"/>
+        </w:rPr>
+        <w:t xml:space="preserve"> and it plays a crucial role </w:t>
+      </w:r>
+      <w:r>
+        <w:rPr>
+          <w:color w:val="212121"/>
+          <w:shd w:val="clear" w:color="auto" w:fill="FFFFFF"/>
+        </w:rPr>
+        <w:t>in providing</w:t>
+      </w:r>
+      <w:r>
+        <w:rPr>
+          <w:color w:val="212121"/>
+          <w:shd w:val="clear" w:color="auto" w:fill="FFFFFF"/>
+        </w:rPr>
+        <w:t xml:space="preserve"> effective and safe patient care. </w:t>
+      </w:r>
+      <w:r>
+        <w:rPr>
+          <w:color w:val="2D3B45"/>
+        </w:rPr>
+        <w:t>I comple</w:t>
+      </w:r>
+      <w:r>
+        <w:rPr>
+          <w:color w:val="2D3B45"/>
+        </w:rPr>
+        <w:t>t</w:t>
+      </w:r>
+      <w:r>
+        <w:rPr>
+          <w:color w:val="2D3B45"/>
+        </w:rPr>
+        <w:t xml:space="preserve">ely agree with </w:t>
+      </w:r>
+      <w:proofErr w:type="spellStart"/>
+      <w:r>
+        <w:rPr>
+          <w:color w:val="2D3B45"/>
+        </w:rPr>
+        <w:t>Tiley</w:t>
+      </w:r>
+      <w:proofErr w:type="spellEnd"/>
+      <w:r>
+        <w:rPr>
+          <w:color w:val="2D3B45"/>
+        </w:rPr>
+        <w:t xml:space="preserve"> that a Suc</w:t>
+      </w:r>
+      <w:r>
+        <w:rPr>
+          <w:color w:val="2D3B45"/>
+        </w:rPr>
+        <w:t>c</w:t>
+      </w:r>
+      <w:r>
+        <w:rPr>
+          <w:color w:val="2D3B45"/>
+        </w:rPr>
+        <w:t xml:space="preserve">essful project should be completed on </w:t>
+      </w:r>
+      <w:r>
+        <w:rPr>
+          <w:color w:val="2D3B45"/>
+        </w:rPr>
+        <w:t>time and</w:t>
+      </w:r>
+      <w:r>
+        <w:rPr>
+          <w:color w:val="2D3B45"/>
+        </w:rPr>
+        <w:t xml:space="preserve"> </w:t>
+      </w:r>
+      <w:r>
+        <w:rPr>
+          <w:color w:val="2D3B45"/>
+        </w:rPr>
+        <w:t>must</w:t>
+      </w:r>
+      <w:r>
+        <w:rPr>
+          <w:color w:val="2D3B45"/>
+        </w:rPr>
+        <w:t xml:space="preserve"> be within the budget that meet the requirement</w:t>
+      </w:r>
+      <w:r>
+        <w:rPr>
+          <w:color w:val="2D3B45"/>
+        </w:rPr>
+        <w:t>s</w:t>
+      </w:r>
+      <w:r>
+        <w:rPr>
+          <w:color w:val="2D3B45"/>
+        </w:rPr>
+        <w:t xml:space="preserve"> and satisfy users. A project manager will first have a meeting with all the stakeholders to figure out useful features, following this planning, scheduling</w:t>
+      </w:r>
+      <w:r>
+        <w:rPr>
+          <w:color w:val="2D3B45"/>
+        </w:rPr>
+        <w:t>,</w:t>
+      </w:r>
+      <w:r>
+        <w:rPr>
+          <w:color w:val="2D3B45"/>
+        </w:rPr>
+        <w:t xml:space="preserve"> and reporting on system development is done.</w:t>
+      </w:r>
+      <w:r>
+        <w:rPr>
+          <w:color w:val="2D3B45"/>
+        </w:rPr>
+        <w:t xml:space="preserve"> For any project to be successful, </w:t>
+      </w:r>
+      <w:r>
+        <w:rPr>
+          <w:color w:val="2D3B45"/>
+        </w:rPr>
+        <w:t xml:space="preserve">an </w:t>
+      </w:r>
+      <w:r>
+        <w:rPr>
+          <w:color w:val="2D3B45"/>
+        </w:rPr>
+        <w:t xml:space="preserve">efficient workflow process will provide a clear roadmap for the entire team. </w:t>
+      </w:r>
+      <w:r>
+        <w:rPr>
+          <w:color w:val="2D3B45"/>
+        </w:rPr>
+        <w:t xml:space="preserve">This paper </w:t>
+      </w:r>
+      <w:r>
+        <w:rPr>
+          <w:color w:val="2D3B45"/>
+        </w:rPr>
+        <w:t xml:space="preserve">describes </w:t>
+      </w:r>
+      <w:r>
+        <w:rPr>
+          <w:color w:val="2D3B45"/>
+        </w:rPr>
+        <w:t xml:space="preserve">current workflow issues, </w:t>
+      </w:r>
+      <w:r>
+        <w:rPr>
+          <w:color w:val="2D3B45"/>
+        </w:rPr>
+        <w:t xml:space="preserve">the result of gap analysis, gaps within the current workflow, issues related to </w:t>
+      </w:r>
+      <w:r>
+        <w:rPr>
+          <w:color w:val="2D3B45"/>
+        </w:rPr>
+        <w:t>HER,</w:t>
+      </w:r>
+      <w:r>
+        <w:rPr>
+          <w:color w:val="2D3B45"/>
+        </w:rPr>
+        <w:t xml:space="preserve"> and the finalized version of the current workflow model. </w:t>
+      </w:r>
+    </w:p>
+    <w:p>
+      <w:pPr>
+        <w:shd w:val="clear" w:color="auto" w:fill="FFFFFF"/>
         <w:spacing w:before="100" w:beforeAutospacing="1" w:after="100" w:afterAutospacing="1" w:line="480" w:lineRule="auto"/>
         <w:rPr>
           <w:b/>
@@ -726,7 +745,14 @@
         <w:rPr>
           <w:color w:val="293236"/>
         </w:rPr>
-        <w:t xml:space="preserve"> with Refining the case. (CGI 2014)</w:t>
+        <w:t xml:space="preserve"> with </w:t>
+      </w:r>
+      <w:r>
+        <w:rPr>
+          <w:color w:val="293236"/>
+        </w:rPr>
+        <w:lastRenderedPageBreak/>
+        <w:t>Refining the case. (CGI 2014)</w:t>
       </w:r>
       <w:r>
         <w:rPr>
@@ -783,7 +809,6 @@
         <w:rPr>
           <w:color w:val="293236"/>
         </w:rPr>
-        <w:lastRenderedPageBreak/>
         <w:t xml:space="preserve">Gap analysis ensures that the goals are addressed effectively by firstly identifying Discrepancies and that was done by comparing </w:t>
       </w:r>
       <w:r>
@@ -941,15 +966,208 @@
           <w:bCs/>
           <w:color w:val="2D3B45"/>
         </w:rPr>
+        <w:t xml:space="preserve"> Issues (gaps) within the current workflow. </w:t>
+      </w:r>
+    </w:p>
+    <w:p>
+      <w:pPr>
+        <w:shd w:val="clear" w:color="auto" w:fill="FFFFFF"/>
+        <w:spacing w:before="100" w:beforeAutospacing="1" w:after="100" w:afterAutospacing="1" w:line="480" w:lineRule="auto"/>
+        <w:rPr>
+          <w:color w:val="293236"/>
+        </w:rPr>
+      </w:pPr>
+      <w:r>
+        <w:rPr>
+          <w:color w:val="293236"/>
+        </w:rPr>
+        <w:t xml:space="preserve">The issue in the current workflow is </w:t>
+      </w:r>
+      <w:r>
+        <w:rPr>
+          <w:color w:val="293236"/>
+        </w:rPr>
+        <w:t xml:space="preserve">a </w:t>
+      </w:r>
+      <w:r>
+        <w:rPr>
+          <w:color w:val="293236"/>
+        </w:rPr>
+        <w:t>p</w:t>
+      </w:r>
+      <w:r>
+        <w:rPr>
+          <w:color w:val="293236"/>
+        </w:rPr>
+        <w:t>oorly designed EHR interface</w:t>
+      </w:r>
+      <w:r>
+        <w:rPr>
+          <w:color w:val="293236"/>
+        </w:rPr>
+        <w:t xml:space="preserve"> that</w:t>
+      </w:r>
+      <w:r>
+        <w:rPr>
+          <w:color w:val="293236"/>
+        </w:rPr>
+        <w:t xml:space="preserve"> has affected healthcare professional</w:t>
+      </w:r>
+      <w:r>
+        <w:rPr>
+          <w:color w:val="293236"/>
+        </w:rPr>
+        <w:t>s</w:t>
+      </w:r>
+      <w:r>
+        <w:rPr>
+          <w:color w:val="293236"/>
+        </w:rPr>
+        <w:t xml:space="preserve"> and other EHR users</w:t>
+      </w:r>
+      <w:r>
+        <w:rPr>
+          <w:color w:val="293236"/>
+        </w:rPr>
+        <w:t xml:space="preserve"> as there is a high number of frustration</w:t>
+      </w:r>
+      <w:r>
+        <w:rPr>
+          <w:color w:val="293236"/>
+        </w:rPr>
+        <w:t>s</w:t>
+      </w:r>
+      <w:r>
+        <w:rPr>
+          <w:color w:val="293236"/>
+        </w:rPr>
+        <w:t xml:space="preserve"> and clinical burnouts questioning </w:t>
+      </w:r>
+      <w:r>
+        <w:rPr>
+          <w:color w:val="293236"/>
+        </w:rPr>
+        <w:t xml:space="preserve">the </w:t>
+      </w:r>
+      <w:r>
+        <w:rPr>
+          <w:color w:val="293236"/>
+        </w:rPr>
+        <w:t>safety of both healthcare personnel and patients</w:t>
+      </w:r>
+      <w:r>
+        <w:rPr>
+          <w:color w:val="293236"/>
+        </w:rPr>
+        <w:t>.</w:t>
+      </w:r>
+      <w:r>
+        <w:rPr>
+          <w:color w:val="293236"/>
+        </w:rPr>
+        <w:t xml:space="preserve"> EHR interface</w:t>
+      </w:r>
+      <w:r>
+        <w:rPr>
+          <w:color w:val="293236"/>
+        </w:rPr>
+        <w:t>s</w:t>
+      </w:r>
+      <w:r>
+        <w:rPr>
+          <w:color w:val="293236"/>
+        </w:rPr>
+        <w:t xml:space="preserve"> that are complex and cluttered with unwanted information can lead to errors and confuse healthcare</w:t>
+      </w:r>
+      <w:r>
+        <w:rPr>
+          <w:color w:val="293236"/>
+        </w:rPr>
+        <w:t xml:space="preserve"> personnel. U</w:t>
+      </w:r>
+      <w:r>
+        <w:rPr>
+          <w:color w:val="293236"/>
+        </w:rPr>
+        <w:t xml:space="preserve">nintuitive navigation can make </w:t>
+      </w:r>
+      <w:r>
+        <w:rPr>
+          <w:color w:val="293236"/>
+        </w:rPr>
+        <w:t xml:space="preserve">it </w:t>
+      </w:r>
+      <w:r>
+        <w:rPr>
+          <w:color w:val="293236"/>
+        </w:rPr>
+        <w:t xml:space="preserve">harder to find essential patient information </w:t>
+      </w:r>
+      <w:r>
+        <w:rPr>
+          <w:color w:val="293236"/>
+        </w:rPr>
+        <w:t>which</w:t>
+      </w:r>
+      <w:r>
+        <w:rPr>
+          <w:color w:val="293236"/>
+        </w:rPr>
+        <w:t xml:space="preserve"> can slow</w:t>
+      </w:r>
+      <w:r>
+        <w:rPr>
+          <w:color w:val="293236"/>
+        </w:rPr>
         <w:t xml:space="preserve"> </w:t>
       </w:r>
+      <w:r>
+        <w:rPr>
+          <w:color w:val="293236"/>
+        </w:rPr>
+        <w:t>down workflow. There can be security concerns where patient sensitive information can be exposed to unauthorized users or cyberattacks. Poor integration comes with poor interface leading to incomplete patient records, increasing the chance o</w:t>
+      </w:r>
+      <w:r>
+        <w:rPr>
+          <w:color w:val="293236"/>
+        </w:rPr>
+        <w:t>f</w:t>
+      </w:r>
+      <w:r>
+        <w:rPr>
+          <w:color w:val="293236"/>
+        </w:rPr>
+        <w:t xml:space="preserve"> errors. </w:t>
+      </w:r>
+      <w:r>
+        <w:rPr>
+          <w:color w:val="293236"/>
+        </w:rPr>
+        <w:t xml:space="preserve">Interface that is not flexible </w:t>
+      </w:r>
+      <w:r>
+        <w:rPr>
+          <w:color w:val="293236"/>
+        </w:rPr>
+        <w:t xml:space="preserve">can hinder user satisfaction and efficiency. </w:t>
+      </w:r>
+    </w:p>
+    <w:p>
+      <w:pPr>
+        <w:shd w:val="clear" w:color="auto" w:fill="FFFFFF"/>
+        <w:spacing w:before="100" w:beforeAutospacing="1" w:after="100" w:afterAutospacing="1" w:line="480" w:lineRule="auto"/>
+        <w:rPr>
+          <w:color w:val="293236"/>
+        </w:rPr>
+      </w:pPr>
       <w:r>
         <w:rPr>
           <w:b/>
           <w:bCs/>
           <w:color w:val="2D3B45"/>
         </w:rPr>
-        <w:t>I</w:t>
+        <w:lastRenderedPageBreak/>
+        <w:t xml:space="preserve"> </w:t>
       </w:r>
       <w:r>
         <w:rPr>
@@ -957,7 +1175,31 @@
           <w:bCs/>
           <w:color w:val="2D3B45"/>
         </w:rPr>
-        <w:t>ssues (gaps) within the current workflow. </w:t>
+        <w:t>I</w:t>
+      </w:r>
+      <w:r>
+        <w:rPr>
+          <w:b/>
+          <w:bCs/>
+          <w:color w:val="2D3B45"/>
+        </w:rPr>
+        <w:t xml:space="preserve">ssues </w:t>
+      </w:r>
+      <w:r>
+        <w:rPr>
+          <w:b/>
+          <w:bCs/>
+          <w:color w:val="2D3B45"/>
+        </w:rPr>
+        <w:t>related</w:t>
+      </w:r>
+      <w:r>
+        <w:rPr>
+          <w:b/>
+          <w:bCs/>
+          <w:color w:val="2D3B45"/>
+        </w:rPr>
+        <w:t xml:space="preserve"> to electronic health records (EHRs) and one or more meaningful use objectives. </w:t>
       </w:r>
     </w:p>
     <w:p>
@@ -965,300 +1207,529 @@
         <w:shd w:val="clear" w:color="auto" w:fill="FFFFFF"/>
         <w:spacing w:before="100" w:beforeAutospacing="1" w:after="100" w:afterAutospacing="1" w:line="480" w:lineRule="auto"/>
         <w:rPr>
-          <w:color w:val="293236"/>
-        </w:rPr>
-      </w:pPr>
-      <w:r>
-        <w:rPr>
-          <w:color w:val="293236"/>
-        </w:rPr>
-        <w:t xml:space="preserve">The issue in the current workflow is </w:t>
-      </w:r>
-      <w:r>
-        <w:rPr>
-          <w:color w:val="293236"/>
+          <w:color w:val="2D3B45"/>
+        </w:rPr>
+      </w:pPr>
+      <w:r>
+        <w:rPr>
+          <w:color w:val="2D3B45"/>
+        </w:rPr>
+        <w:t xml:space="preserve">Poor interface will </w:t>
+      </w:r>
+      <w:r>
+        <w:rPr>
+          <w:color w:val="2D3B45"/>
+        </w:rPr>
+        <w:t xml:space="preserve">lead to incorrect data entry that can have serious consequences for patients affecting safety and treatment </w:t>
+      </w:r>
+      <w:r>
+        <w:rPr>
+          <w:color w:val="2D3B45"/>
+        </w:rPr>
+        <w:t>outcomes, data quality and interoperability is affected that will limit the effectiveness of clinical decision support. Meaningful</w:t>
+      </w:r>
+      <w:r>
+        <w:rPr>
+          <w:color w:val="2D3B45"/>
+        </w:rPr>
+        <w:t xml:space="preserve"> use and widespread adoption of technology depends on the successful integration of information technology in clinical workflow which is</w:t>
+      </w:r>
+      <w:r>
+        <w:rPr>
+          <w:color w:val="555555"/>
+          <w:shd w:val="clear" w:color="auto" w:fill="FFFFFF"/>
+        </w:rPr>
+        <w:t xml:space="preserve"> vital in </w:t>
+      </w:r>
+      <w:r>
+        <w:rPr>
+          <w:color w:val="555555"/>
+          <w:shd w:val="clear" w:color="auto" w:fill="FFFFFF"/>
+        </w:rPr>
+        <w:t xml:space="preserve">successful implementation and meaningful use of electronic health </w:t>
+      </w:r>
+      <w:r>
+        <w:rPr>
+          <w:color w:val="555555"/>
+          <w:shd w:val="clear" w:color="auto" w:fill="FFFFFF"/>
+        </w:rPr>
+        <w:t>record technology</w:t>
+      </w:r>
+      <w:r>
+        <w:rPr>
+          <w:color w:val="555555"/>
+          <w:shd w:val="clear" w:color="auto" w:fill="FFFFFF"/>
+        </w:rPr>
+        <w:t xml:space="preserve">. </w:t>
+      </w:r>
+      <w:r>
+        <w:rPr>
+          <w:color w:val="555555"/>
+          <w:shd w:val="clear" w:color="auto" w:fill="FFFFFF"/>
+        </w:rPr>
+        <w:t>Poorly designed interface</w:t>
+      </w:r>
+      <w:r>
+        <w:rPr>
+          <w:color w:val="555555"/>
+          <w:shd w:val="clear" w:color="auto" w:fill="FFFFFF"/>
+        </w:rPr>
+        <w:t>s</w:t>
+      </w:r>
+      <w:r>
+        <w:rPr>
+          <w:color w:val="555555"/>
+          <w:shd w:val="clear" w:color="auto" w:fill="FFFFFF"/>
+        </w:rPr>
+        <w:t xml:space="preserve"> </w:t>
+      </w:r>
+      <w:r>
+        <w:rPr>
+          <w:color w:val="555555"/>
+          <w:shd w:val="clear" w:color="auto" w:fill="FFFFFF"/>
+        </w:rPr>
+        <w:t xml:space="preserve">will lack features such as </w:t>
+      </w:r>
+      <w:r>
+        <w:rPr>
+          <w:color w:val="555555"/>
+          <w:shd w:val="clear" w:color="auto" w:fill="FFFFFF"/>
         </w:rPr>
         <w:t xml:space="preserve">a </w:t>
       </w:r>
       <w:r>
         <w:rPr>
-          <w:color w:val="293236"/>
-        </w:rPr>
-        <w:t>p</w:t>
-      </w:r>
-      <w:r>
-        <w:rPr>
-          <w:color w:val="293236"/>
-        </w:rPr>
-        <w:t>oorly designed EHR interface</w:t>
-      </w:r>
-      <w:r>
-        <w:rPr>
-          <w:color w:val="293236"/>
-        </w:rPr>
-        <w:t xml:space="preserve"> that</w:t>
-      </w:r>
-      <w:r>
-        <w:rPr>
-          <w:color w:val="293236"/>
-        </w:rPr>
-        <w:t xml:space="preserve"> has affected healthcare professional</w:t>
-      </w:r>
-      <w:r>
-        <w:rPr>
-          <w:color w:val="293236"/>
+          <w:color w:val="555555"/>
+          <w:shd w:val="clear" w:color="auto" w:fill="FFFFFF"/>
+        </w:rPr>
+        <w:t xml:space="preserve">patient portal where patients </w:t>
+      </w:r>
+      <w:r>
+        <w:rPr>
+          <w:color w:val="555555"/>
+          <w:shd w:val="clear" w:color="auto" w:fill="FFFFFF"/>
+        </w:rPr>
+        <w:t>can</w:t>
+      </w:r>
+      <w:r>
+        <w:rPr>
+          <w:color w:val="555555"/>
+          <w:shd w:val="clear" w:color="auto" w:fill="FFFFFF"/>
+        </w:rPr>
+        <w:t xml:space="preserve"> assess their information, schedule an appointment, communicate with health care providers</w:t>
+      </w:r>
+      <w:r>
+        <w:rPr>
+          <w:color w:val="555555"/>
+          <w:shd w:val="clear" w:color="auto" w:fill="FFFFFF"/>
+        </w:rPr>
+        <w:t>,</w:t>
+      </w:r>
+      <w:r>
+        <w:rPr>
+          <w:color w:val="555555"/>
+          <w:shd w:val="clear" w:color="auto" w:fill="FFFFFF"/>
+        </w:rPr>
+        <w:t xml:space="preserve"> and more. When there </w:t>
+      </w:r>
+      <w:proofErr w:type="gramStart"/>
+      <w:r>
+        <w:rPr>
+          <w:color w:val="555555"/>
+          <w:shd w:val="clear" w:color="auto" w:fill="FFFFFF"/>
+        </w:rPr>
+        <w:t>is</w:t>
+      </w:r>
+      <w:proofErr w:type="gramEnd"/>
+      <w:r>
+        <w:rPr>
+          <w:color w:val="555555"/>
+          <w:shd w:val="clear" w:color="auto" w:fill="FFFFFF"/>
+        </w:rPr>
+        <w:t xml:space="preserve"> no patient engagement health care professional</w:t>
+      </w:r>
+      <w:r>
+        <w:rPr>
+          <w:color w:val="555555"/>
+          <w:shd w:val="clear" w:color="auto" w:fill="FFFFFF"/>
         </w:rPr>
         <w:t>s</w:t>
       </w:r>
       <w:r>
         <w:rPr>
-          <w:color w:val="293236"/>
-        </w:rPr>
-        <w:t xml:space="preserve"> and other EHR users</w:t>
-      </w:r>
-      <w:r>
-        <w:rPr>
-          <w:color w:val="293236"/>
-        </w:rPr>
-        <w:t xml:space="preserve"> as there is a high number of frustration</w:t>
-      </w:r>
-      <w:r>
-        <w:rPr>
-          <w:color w:val="293236"/>
+          <w:color w:val="555555"/>
+          <w:shd w:val="clear" w:color="auto" w:fill="FFFFFF"/>
+        </w:rPr>
+        <w:t xml:space="preserve"> may struggle in meeting meaningful use objectives. There may not be seamless integration with outside systems or standardized data affecting health information exchange because of poorly designed </w:t>
+      </w:r>
+      <w:r>
+        <w:rPr>
+          <w:color w:val="555555"/>
+          <w:shd w:val="clear" w:color="auto" w:fill="FFFFFF"/>
+        </w:rPr>
+        <w:t>EHR</w:t>
+      </w:r>
+      <w:r>
+        <w:rPr>
+          <w:color w:val="555555"/>
+          <w:shd w:val="clear" w:color="auto" w:fill="FFFFFF"/>
+        </w:rPr>
+        <w:t xml:space="preserve"> interface. </w:t>
+      </w:r>
+      <w:r>
+        <w:rPr>
+          <w:color w:val="555555"/>
+        </w:rPr>
+        <w:t>C</w:t>
+      </w:r>
+      <w:r>
+        <w:rPr>
+          <w:color w:val="555555"/>
+        </w:rPr>
+        <w:t xml:space="preserve">linicians </w:t>
+      </w:r>
+      <w:r>
+        <w:rPr>
+          <w:color w:val="555555"/>
+        </w:rPr>
+        <w:t xml:space="preserve">who are </w:t>
+      </w:r>
+      <w:r>
+        <w:rPr>
+          <w:color w:val="555555"/>
+        </w:rPr>
+        <w:t xml:space="preserve">working through complex diverse </w:t>
+      </w:r>
+      <w:r>
+        <w:rPr>
+          <w:color w:val="555555"/>
+        </w:rPr>
+        <w:t>tasks have</w:t>
+      </w:r>
+      <w:r>
+        <w:rPr>
+          <w:color w:val="555555"/>
+        </w:rPr>
+        <w:t xml:space="preserve"> concerns over </w:t>
+      </w:r>
+      <w:r>
+        <w:rPr>
+          <w:color w:val="555555"/>
+        </w:rPr>
+        <w:t xml:space="preserve">electronic health record </w:t>
+      </w:r>
+      <w:r>
+        <w:rPr>
+          <w:color w:val="555555"/>
+        </w:rPr>
+        <w:t xml:space="preserve">implementation and the potential impact </w:t>
+      </w:r>
+      <w:r>
+        <w:rPr>
+          <w:color w:val="555555"/>
+        </w:rPr>
+        <w:t>that may</w:t>
+      </w:r>
+      <w:r>
+        <w:rPr>
+          <w:color w:val="555555"/>
+        </w:rPr>
+        <w:t xml:space="preserve"> have on routine workflow and </w:t>
+      </w:r>
+      <w:r>
+        <w:rPr>
+          <w:color w:val="555555"/>
+        </w:rPr>
+        <w:t>outcomes, they have concern</w:t>
+      </w:r>
+      <w:r>
+        <w:rPr>
+          <w:color w:val="555555"/>
         </w:rPr>
         <w:t>s</w:t>
       </w:r>
       <w:r>
         <w:rPr>
-          <w:color w:val="293236"/>
-        </w:rPr>
-        <w:t xml:space="preserve"> and clinical burnouts questioning </w:t>
-      </w:r>
-      <w:r>
-        <w:rPr>
-          <w:color w:val="293236"/>
+          <w:color w:val="555555"/>
+        </w:rPr>
+        <w:t xml:space="preserve"> </w:t>
+      </w:r>
+      <w:r>
+        <w:rPr>
+          <w:color w:val="555555"/>
+        </w:rPr>
+        <w:t>over unwanted</w:t>
+      </w:r>
+      <w:r>
+        <w:rPr>
+          <w:color w:val="555555"/>
+        </w:rPr>
+        <w:t xml:space="preserve"> alerts and alarm</w:t>
+      </w:r>
+      <w:r>
+        <w:rPr>
+          <w:color w:val="555555"/>
+        </w:rPr>
+        <w:t>s</w:t>
+      </w:r>
+      <w:r>
+        <w:rPr>
+          <w:color w:val="555555"/>
+        </w:rPr>
+        <w:t xml:space="preserve"> they </w:t>
+      </w:r>
+      <w:r>
+        <w:rPr>
+          <w:color w:val="555555"/>
+        </w:rPr>
+        <w:t>must</w:t>
+      </w:r>
+      <w:r>
+        <w:rPr>
+          <w:color w:val="555555"/>
+        </w:rPr>
+        <w:t xml:space="preserve"> deal </w:t>
+      </w:r>
+      <w:r>
+        <w:rPr>
+          <w:color w:val="555555"/>
+        </w:rPr>
+        <w:t>with daily</w:t>
+      </w:r>
+      <w:r>
+        <w:rPr>
+          <w:color w:val="555555"/>
+        </w:rPr>
+        <w:t xml:space="preserve">. The American Recovery and Reinvestment Act of 2009 has proposed meaningful EHR </w:t>
+      </w:r>
+      <w:r>
+        <w:rPr>
+          <w:color w:val="555555"/>
+        </w:rPr>
+        <w:t>users,</w:t>
+      </w:r>
+      <w:r>
+        <w:rPr>
+          <w:color w:val="555555"/>
+        </w:rPr>
+        <w:t xml:space="preserve"> and </w:t>
+      </w:r>
+      <w:r>
+        <w:rPr>
+          <w:color w:val="555555"/>
         </w:rPr>
         <w:t xml:space="preserve">the </w:t>
       </w:r>
       <w:r>
         <w:rPr>
-          <w:color w:val="293236"/>
-        </w:rPr>
-        <w:t>safety of both healthcare personnel and patients</w:t>
-      </w:r>
-      <w:r>
-        <w:rPr>
-          <w:color w:val="293236"/>
-        </w:rPr>
-        <w:t>.</w:t>
-      </w:r>
-      <w:r>
-        <w:rPr>
-          <w:color w:val="293236"/>
-        </w:rPr>
-        <w:t xml:space="preserve"> EHR interface</w:t>
-      </w:r>
-      <w:r>
-        <w:rPr>
-          <w:color w:val="293236"/>
+          <w:color w:val="555555"/>
+        </w:rPr>
+        <w:t xml:space="preserve">Centers for Medicare and Medicaid Services has proposed meaningful </w:t>
+      </w:r>
+      <w:r>
+        <w:rPr>
+          <w:color w:val="555555"/>
+        </w:rPr>
+        <w:t>use,</w:t>
+      </w:r>
+      <w:r>
+        <w:rPr>
+          <w:color w:val="555555"/>
+        </w:rPr>
+        <w:t xml:space="preserve"> both meaningful use and meaningful users assist in </w:t>
+      </w:r>
+      <w:r>
+        <w:rPr>
+          <w:color w:val="555555"/>
+        </w:rPr>
+        <w:t xml:space="preserve">the </w:t>
+      </w:r>
+      <w:r>
+        <w:rPr>
+          <w:color w:val="555555"/>
+        </w:rPr>
+        <w:t xml:space="preserve">integration of EHR technology in clinical settings. </w:t>
+      </w:r>
+      <w:r>
+        <w:rPr>
+          <w:color w:val="555555"/>
+        </w:rPr>
+        <w:t>T</w:t>
+      </w:r>
+      <w:r>
+        <w:rPr>
+          <w:color w:val="555555"/>
+        </w:rPr>
+        <w:t xml:space="preserve">o be recognized as meaningful </w:t>
+      </w:r>
+      <w:proofErr w:type="gramStart"/>
+      <w:r>
+        <w:rPr>
+          <w:color w:val="555555"/>
+        </w:rPr>
+        <w:t>users</w:t>
+      </w:r>
+      <w:proofErr w:type="gramEnd"/>
+      <w:r>
+        <w:rPr>
+          <w:color w:val="555555"/>
+        </w:rPr>
+        <w:t xml:space="preserve"> clinicians ha</w:t>
+      </w:r>
+      <w:r>
+        <w:rPr>
+          <w:color w:val="555555"/>
+        </w:rPr>
+        <w:t>ve</w:t>
+      </w:r>
+      <w:r>
+        <w:rPr>
+          <w:color w:val="555555"/>
+        </w:rPr>
+        <w:t xml:space="preserve"> to fulfill three criteria established by ARRA that will build the foundation for connecting between a rewarding EHR implementation and its meaningful application. The criteria are clinicians must demonstrate that they are using certified electronic health care technology, exchanging health information to advance </w:t>
+      </w:r>
+      <w:r>
+        <w:rPr>
+          <w:color w:val="555555"/>
+        </w:rPr>
+        <w:t xml:space="preserve">the </w:t>
+      </w:r>
+      <w:r>
+        <w:rPr>
+          <w:color w:val="555555"/>
+        </w:rPr>
+        <w:t>quality of health care delivery</w:t>
+      </w:r>
+      <w:r>
+        <w:rPr>
+          <w:color w:val="555555"/>
+        </w:rPr>
+        <w:t>,</w:t>
+      </w:r>
+      <w:r>
+        <w:rPr>
+          <w:color w:val="555555"/>
+        </w:rPr>
+        <w:t xml:space="preserve"> and reporting clinical measures</w:t>
+      </w:r>
+      <w:r>
+        <w:rPr>
+          <w:color w:val="555555"/>
+        </w:rPr>
+        <w:t xml:space="preserve">. </w:t>
+      </w:r>
+      <w:r>
+        <w:rPr>
+          <w:color w:val="555555"/>
+          <w:shd w:val="clear" w:color="auto" w:fill="FFFFFF"/>
+        </w:rPr>
+        <w:t xml:space="preserve">(Bowens </w:t>
+      </w:r>
+      <w:r>
+        <w:rPr>
+          <w:color w:val="555555"/>
+          <w:shd w:val="clear" w:color="auto" w:fill="FFFFFF"/>
+        </w:rPr>
+        <w:t>et.al)</w:t>
+      </w:r>
+      <w:r>
+        <w:rPr>
+          <w:color w:val="555555"/>
+          <w:shd w:val="clear" w:color="auto" w:fill="FFFFFF"/>
+        </w:rPr>
+        <w:t xml:space="preserve"> </w:t>
+      </w:r>
+      <w:r>
+        <w:rPr>
+          <w:color w:val="555555"/>
+          <w:shd w:val="clear" w:color="auto" w:fill="FFFFFF"/>
+        </w:rPr>
+        <w:lastRenderedPageBreak/>
+        <w:t xml:space="preserve">Poorly designed </w:t>
+      </w:r>
+      <w:r>
+        <w:rPr>
+          <w:color w:val="555555"/>
+          <w:shd w:val="clear" w:color="auto" w:fill="FFFFFF"/>
+        </w:rPr>
+        <w:t xml:space="preserve">EHR </w:t>
+      </w:r>
+      <w:r>
+        <w:rPr>
+          <w:color w:val="555555"/>
+          <w:shd w:val="clear" w:color="auto" w:fill="FFFFFF"/>
+        </w:rPr>
+        <w:t>interface</w:t>
+      </w:r>
+      <w:r>
+        <w:rPr>
+          <w:color w:val="555555"/>
+          <w:shd w:val="clear" w:color="auto" w:fill="FFFFFF"/>
         </w:rPr>
         <w:t>s</w:t>
       </w:r>
       <w:r>
         <w:rPr>
-          <w:color w:val="293236"/>
-        </w:rPr>
-        <w:t xml:space="preserve"> that are complex and cluttered with unwanted information can lead to errors and confuse healthcare</w:t>
-      </w:r>
-      <w:r>
-        <w:rPr>
-          <w:color w:val="293236"/>
-        </w:rPr>
-        <w:t xml:space="preserve"> personnel. U</w:t>
-      </w:r>
-      <w:r>
-        <w:rPr>
-          <w:color w:val="293236"/>
-        </w:rPr>
-        <w:t xml:space="preserve">nintuitive navigation can make </w:t>
-      </w:r>
-      <w:r>
-        <w:rPr>
-          <w:color w:val="293236"/>
-        </w:rPr>
-        <w:t xml:space="preserve">it </w:t>
-      </w:r>
-      <w:r>
-        <w:rPr>
-          <w:color w:val="293236"/>
-        </w:rPr>
-        <w:t xml:space="preserve">harder to find essential patient information </w:t>
-      </w:r>
-      <w:r>
-        <w:rPr>
-          <w:color w:val="293236"/>
-        </w:rPr>
-        <w:t>which</w:t>
-      </w:r>
-      <w:r>
-        <w:rPr>
-          <w:color w:val="293236"/>
-        </w:rPr>
-        <w:t xml:space="preserve"> can slow</w:t>
-      </w:r>
-      <w:r>
-        <w:rPr>
-          <w:color w:val="293236"/>
+          <w:color w:val="555555"/>
+          <w:shd w:val="clear" w:color="auto" w:fill="FFFFFF"/>
         </w:rPr>
         <w:t xml:space="preserve"> </w:t>
       </w:r>
       <w:r>
         <w:rPr>
-          <w:color w:val="293236"/>
-        </w:rPr>
-        <w:t>down workflow. There can be security concerns where patient sensitive information can be exposed to unauthorized users or cyberattacks. Poor integration comes with poor interface leading to incomplete patient records, increasing the chance o</w:t>
-      </w:r>
-      <w:r>
-        <w:rPr>
-          <w:color w:val="293236"/>
-        </w:rPr>
-        <w:t>f</w:t>
-      </w:r>
-      <w:r>
-        <w:rPr>
-          <w:color w:val="293236"/>
-        </w:rPr>
-        <w:t xml:space="preserve"> errors. </w:t>
-      </w:r>
-      <w:r>
-        <w:rPr>
-          <w:color w:val="293236"/>
-        </w:rPr>
-        <w:t xml:space="preserve">Interface that is not flexible </w:t>
-      </w:r>
-      <w:r>
-        <w:rPr>
-          <w:color w:val="293236"/>
-        </w:rPr>
-        <w:t xml:space="preserve">can hinder user satisfaction and efficiency. </w:t>
-      </w:r>
-    </w:p>
-    <w:p>
-      <w:pPr>
-        <w:shd w:val="clear" w:color="auto" w:fill="FFFFFF"/>
-        <w:spacing w:before="100" w:beforeAutospacing="1" w:after="100" w:afterAutospacing="1" w:line="480" w:lineRule="auto"/>
-        <w:rPr>
-          <w:color w:val="293236"/>
-        </w:rPr>
-      </w:pPr>
-      <w:r>
-        <w:rPr>
-          <w:b/>
-          <w:bCs/>
-          <w:color w:val="2D3B45"/>
-        </w:rPr>
-        <w:t xml:space="preserve"> </w:t>
-      </w:r>
-      <w:r>
-        <w:rPr>
-          <w:b/>
-          <w:bCs/>
-          <w:color w:val="2D3B45"/>
-        </w:rPr>
-        <w:t>I</w:t>
-      </w:r>
-      <w:r>
-        <w:rPr>
-          <w:b/>
-          <w:bCs/>
-          <w:color w:val="2D3B45"/>
-        </w:rPr>
-        <w:t xml:space="preserve">ssues </w:t>
-      </w:r>
-      <w:r>
-        <w:rPr>
-          <w:b/>
-          <w:bCs/>
-          <w:color w:val="2D3B45"/>
-        </w:rPr>
-        <w:t>related</w:t>
-      </w:r>
-      <w:r>
-        <w:rPr>
-          <w:b/>
-          <w:bCs/>
-          <w:color w:val="2D3B45"/>
-        </w:rPr>
-        <w:t xml:space="preserve"> to electronic health records (EHRs) and one or more meaningful use objectives. </w:t>
-      </w:r>
-    </w:p>
-    <w:p>
-      <w:pPr>
-        <w:shd w:val="clear" w:color="auto" w:fill="FFFFFF"/>
-        <w:spacing w:before="100" w:beforeAutospacing="1" w:after="100" w:afterAutospacing="1" w:line="480" w:lineRule="auto"/>
-        <w:rPr>
-          <w:color w:val="2D3B45"/>
-        </w:rPr>
-      </w:pPr>
-      <w:r>
-        <w:rPr>
-          <w:color w:val="2D3B45"/>
-        </w:rPr>
-        <w:lastRenderedPageBreak/>
-        <w:t xml:space="preserve">Poor interface will </w:t>
-      </w:r>
-      <w:r>
-        <w:rPr>
-          <w:color w:val="2D3B45"/>
-        </w:rPr>
-        <w:t xml:space="preserve">lead to incorrect data entry that can have serious consequences for patients affecting safety and treatment </w:t>
-      </w:r>
-      <w:r>
-        <w:rPr>
-          <w:color w:val="2D3B45"/>
-        </w:rPr>
-        <w:t>outcomes, data quality and interoperability is affected that will limit the effectiveness of clinical decision support. Meaningful</w:t>
-      </w:r>
-      <w:r>
-        <w:rPr>
-          <w:color w:val="2D3B45"/>
-        </w:rPr>
-        <w:t xml:space="preserve"> use and widespread adoption of technology depends on the successful integration of information technology in clinical workflow which is</w:t>
-      </w:r>
-      <w:r>
-        <w:rPr>
-          <w:color w:val="555555"/>
-          <w:shd w:val="clear" w:color="auto" w:fill="FFFFFF"/>
-        </w:rPr>
-        <w:t xml:space="preserve"> vital in </w:t>
-      </w:r>
-      <w:r>
-        <w:rPr>
-          <w:color w:val="555555"/>
-          <w:shd w:val="clear" w:color="auto" w:fill="FFFFFF"/>
-        </w:rPr>
-        <w:t xml:space="preserve">successful implementation and meaningful use of electronic health </w:t>
-      </w:r>
-      <w:r>
-        <w:rPr>
-          <w:color w:val="555555"/>
-          <w:shd w:val="clear" w:color="auto" w:fill="FFFFFF"/>
-        </w:rPr>
-        <w:t>record technology</w:t>
-      </w:r>
-      <w:r>
-        <w:rPr>
-          <w:color w:val="555555"/>
-          <w:shd w:val="clear" w:color="auto" w:fill="FFFFFF"/>
-        </w:rPr>
-        <w:t xml:space="preserve">. </w:t>
-      </w:r>
-      <w:r>
-        <w:rPr>
-          <w:color w:val="555555"/>
-          <w:shd w:val="clear" w:color="auto" w:fill="FFFFFF"/>
-        </w:rPr>
-        <w:t>Poorly designed interface</w:t>
+          <w:color w:val="555555"/>
+          <w:shd w:val="clear" w:color="auto" w:fill="FFFFFF"/>
+        </w:rPr>
+        <w:t>can’t</w:t>
+      </w:r>
+      <w:r>
+        <w:rPr>
+          <w:color w:val="555555"/>
+          <w:shd w:val="clear" w:color="auto" w:fill="FFFFFF"/>
+        </w:rPr>
+        <w:t xml:space="preserve"> assist in achieving</w:t>
+      </w:r>
+      <w:r>
+        <w:rPr>
+          <w:color w:val="555555"/>
+          <w:shd w:val="clear" w:color="auto" w:fill="FFFFFF"/>
+        </w:rPr>
+        <w:t xml:space="preserve"> those </w:t>
+      </w:r>
+      <w:r>
+        <w:rPr>
+          <w:color w:val="555555"/>
+          <w:shd w:val="clear" w:color="auto" w:fill="FFFFFF"/>
+        </w:rPr>
+        <w:t>criteria</w:t>
+      </w:r>
+      <w:r>
+        <w:rPr>
+          <w:color w:val="555555"/>
+          <w:shd w:val="clear" w:color="auto" w:fill="FFFFFF"/>
+        </w:rPr>
+        <w:t xml:space="preserve"> defined by ARRA and CMS to promote </w:t>
+      </w:r>
+      <w:r>
+        <w:rPr>
+          <w:color w:val="555555"/>
+          <w:shd w:val="clear" w:color="auto" w:fill="FFFFFF"/>
+        </w:rPr>
+        <w:t xml:space="preserve">the </w:t>
+      </w:r>
+      <w:r>
+        <w:rPr>
+          <w:color w:val="555555"/>
+          <w:shd w:val="clear" w:color="auto" w:fill="FFFFFF"/>
+        </w:rPr>
+        <w:t xml:space="preserve">effective use and adoption of EHR therefore </w:t>
+      </w:r>
+      <w:r>
+        <w:rPr>
+          <w:color w:val="555555"/>
+          <w:shd w:val="clear" w:color="auto" w:fill="FFFFFF"/>
+        </w:rPr>
+        <w:t>EHR interface</w:t>
       </w:r>
       <w:r>
         <w:rPr>
@@ -1272,469 +1743,7 @@
           <w:color w:val="555555"/>
           <w:shd w:val="clear" w:color="auto" w:fill="FFFFFF"/>
         </w:rPr>
-        <w:t xml:space="preserve"> </w:t>
-      </w:r>
-      <w:r>
-        <w:rPr>
-          <w:color w:val="555555"/>
-          <w:shd w:val="clear" w:color="auto" w:fill="FFFFFF"/>
-        </w:rPr>
-        <w:t xml:space="preserve">will lack features such as </w:t>
-      </w:r>
-      <w:r>
-        <w:rPr>
-          <w:color w:val="555555"/>
-          <w:shd w:val="clear" w:color="auto" w:fill="FFFFFF"/>
-        </w:rPr>
-        <w:t xml:space="preserve">a </w:t>
-      </w:r>
-      <w:r>
-        <w:rPr>
-          <w:color w:val="555555"/>
-          <w:shd w:val="clear" w:color="auto" w:fill="FFFFFF"/>
-        </w:rPr>
-        <w:t xml:space="preserve">patient portal where patients </w:t>
-      </w:r>
-      <w:r>
-        <w:rPr>
-          <w:color w:val="555555"/>
-          <w:shd w:val="clear" w:color="auto" w:fill="FFFFFF"/>
-        </w:rPr>
-        <w:t>can</w:t>
-      </w:r>
-      <w:r>
-        <w:rPr>
-          <w:color w:val="555555"/>
-          <w:shd w:val="clear" w:color="auto" w:fill="FFFFFF"/>
-        </w:rPr>
-        <w:t xml:space="preserve"> assess their information, schedule an appointment, communicate with health care providers</w:t>
-      </w:r>
-      <w:r>
-        <w:rPr>
-          <w:color w:val="555555"/>
-          <w:shd w:val="clear" w:color="auto" w:fill="FFFFFF"/>
-        </w:rPr>
-        <w:t>,</w:t>
-      </w:r>
-      <w:r>
-        <w:rPr>
-          <w:color w:val="555555"/>
-          <w:shd w:val="clear" w:color="auto" w:fill="FFFFFF"/>
-        </w:rPr>
-        <w:t xml:space="preserve"> and more. When there </w:t>
-      </w:r>
-      <w:proofErr w:type="gramStart"/>
-      <w:r>
-        <w:rPr>
-          <w:color w:val="555555"/>
-          <w:shd w:val="clear" w:color="auto" w:fill="FFFFFF"/>
-        </w:rPr>
-        <w:t>is</w:t>
-      </w:r>
-      <w:proofErr w:type="gramEnd"/>
-      <w:r>
-        <w:rPr>
-          <w:color w:val="555555"/>
-          <w:shd w:val="clear" w:color="auto" w:fill="FFFFFF"/>
-        </w:rPr>
-        <w:t xml:space="preserve"> no patient engagement health care professional</w:t>
-      </w:r>
-      <w:r>
-        <w:rPr>
-          <w:color w:val="555555"/>
-          <w:shd w:val="clear" w:color="auto" w:fill="FFFFFF"/>
-        </w:rPr>
-        <w:t>s</w:t>
-      </w:r>
-      <w:r>
-        <w:rPr>
-          <w:color w:val="555555"/>
-          <w:shd w:val="clear" w:color="auto" w:fill="FFFFFF"/>
-        </w:rPr>
-        <w:t xml:space="preserve"> may struggle in meeting meaningful use objectives. There may not be seamless integration with outside systems or standardized data affecting health information exchange because of poorly designed </w:t>
-      </w:r>
-      <w:r>
-        <w:rPr>
-          <w:color w:val="555555"/>
-          <w:shd w:val="clear" w:color="auto" w:fill="FFFFFF"/>
-        </w:rPr>
-        <w:t>EHR</w:t>
-      </w:r>
-      <w:r>
-        <w:rPr>
-          <w:color w:val="555555"/>
-          <w:shd w:val="clear" w:color="auto" w:fill="FFFFFF"/>
-        </w:rPr>
-        <w:t xml:space="preserve"> interface. </w:t>
-      </w:r>
-      <w:r>
-        <w:rPr>
-          <w:color w:val="555555"/>
-        </w:rPr>
-        <w:t>C</w:t>
-      </w:r>
-      <w:r>
-        <w:rPr>
-          <w:color w:val="555555"/>
-        </w:rPr>
-        <w:t xml:space="preserve">linicians </w:t>
-      </w:r>
-      <w:r>
-        <w:rPr>
-          <w:color w:val="555555"/>
-        </w:rPr>
-        <w:t xml:space="preserve">who are </w:t>
-      </w:r>
-      <w:r>
-        <w:rPr>
-          <w:color w:val="555555"/>
-        </w:rPr>
-        <w:t xml:space="preserve">working through complex diverse </w:t>
-      </w:r>
-      <w:r>
-        <w:rPr>
-          <w:color w:val="555555"/>
-        </w:rPr>
-        <w:t>tasks have</w:t>
-      </w:r>
-      <w:r>
-        <w:rPr>
-          <w:color w:val="555555"/>
-        </w:rPr>
-        <w:t xml:space="preserve"> concerns over </w:t>
-      </w:r>
-      <w:r>
-        <w:rPr>
-          <w:color w:val="555555"/>
-        </w:rPr>
-        <w:t xml:space="preserve">electronic health record </w:t>
-      </w:r>
-      <w:r>
-        <w:rPr>
-          <w:color w:val="555555"/>
-        </w:rPr>
-        <w:t xml:space="preserve">implementation and the potential impact </w:t>
-      </w:r>
-      <w:r>
-        <w:rPr>
-          <w:color w:val="555555"/>
-        </w:rPr>
-        <w:t>that may</w:t>
-      </w:r>
-      <w:r>
-        <w:rPr>
-          <w:color w:val="555555"/>
-        </w:rPr>
-        <w:t xml:space="preserve"> have on routine workflow and </w:t>
-      </w:r>
-      <w:r>
-        <w:rPr>
-          <w:color w:val="555555"/>
-        </w:rPr>
-        <w:t>outcomes, they have concern</w:t>
-      </w:r>
-      <w:r>
-        <w:rPr>
-          <w:color w:val="555555"/>
-        </w:rPr>
-        <w:t>s</w:t>
-      </w:r>
-      <w:r>
-        <w:rPr>
-          <w:color w:val="555555"/>
-        </w:rPr>
-        <w:t xml:space="preserve"> </w:t>
-      </w:r>
-      <w:r>
-        <w:rPr>
-          <w:color w:val="555555"/>
-        </w:rPr>
-        <w:t>over unwanted</w:t>
-      </w:r>
-      <w:r>
-        <w:rPr>
-          <w:color w:val="555555"/>
-        </w:rPr>
-        <w:t xml:space="preserve"> alerts and alarm</w:t>
-      </w:r>
-      <w:r>
-        <w:rPr>
-          <w:color w:val="555555"/>
-        </w:rPr>
-        <w:t>s</w:t>
-      </w:r>
-      <w:r>
-        <w:rPr>
-          <w:color w:val="555555"/>
-        </w:rPr>
-        <w:t xml:space="preserve"> they </w:t>
-      </w:r>
-      <w:r>
-        <w:rPr>
-          <w:color w:val="555555"/>
-        </w:rPr>
-        <w:t>must</w:t>
-      </w:r>
-      <w:r>
-        <w:rPr>
-          <w:color w:val="555555"/>
-        </w:rPr>
-        <w:t xml:space="preserve"> deal </w:t>
-      </w:r>
-      <w:r>
-        <w:rPr>
-          <w:color w:val="555555"/>
-        </w:rPr>
-        <w:t>with daily</w:t>
-      </w:r>
-      <w:r>
-        <w:rPr>
-          <w:color w:val="555555"/>
-        </w:rPr>
-        <w:t xml:space="preserve">. The American Recovery and Reinvestment Act of 2009 has proposed meaningful EHR </w:t>
-      </w:r>
-      <w:r>
-        <w:rPr>
-          <w:color w:val="555555"/>
-        </w:rPr>
-        <w:t>users,</w:t>
-      </w:r>
-      <w:r>
-        <w:rPr>
-          <w:color w:val="555555"/>
-        </w:rPr>
-        <w:t xml:space="preserve"> and </w:t>
-      </w:r>
-      <w:r>
-        <w:rPr>
-          <w:color w:val="555555"/>
-        </w:rPr>
-        <w:t xml:space="preserve">the </w:t>
-      </w:r>
-      <w:r>
-        <w:rPr>
-          <w:color w:val="555555"/>
-        </w:rPr>
-        <w:t xml:space="preserve">Centers for Medicare and Medicaid Services has proposed meaningful </w:t>
-      </w:r>
-      <w:r>
-        <w:rPr>
-          <w:color w:val="555555"/>
-        </w:rPr>
-        <w:t>use,</w:t>
-      </w:r>
-      <w:r>
-        <w:rPr>
-          <w:color w:val="555555"/>
-        </w:rPr>
-        <w:t xml:space="preserve"> both meaningful use and meaningful users assist in </w:t>
-      </w:r>
-      <w:r>
-        <w:rPr>
-          <w:color w:val="555555"/>
-        </w:rPr>
-        <w:t xml:space="preserve">the </w:t>
-      </w:r>
-      <w:r>
-        <w:rPr>
-          <w:color w:val="555555"/>
-        </w:rPr>
-        <w:t xml:space="preserve">integration of EHR technology in clinical settings. </w:t>
-      </w:r>
-      <w:r>
-        <w:rPr>
-          <w:color w:val="555555"/>
-        </w:rPr>
-        <w:t>T</w:t>
-      </w:r>
-      <w:r>
-        <w:rPr>
-          <w:color w:val="555555"/>
-        </w:rPr>
-        <w:t xml:space="preserve">o be recognized as meaningful </w:t>
-      </w:r>
-      <w:proofErr w:type="gramStart"/>
-      <w:r>
-        <w:rPr>
-          <w:color w:val="555555"/>
-        </w:rPr>
-        <w:t>users</w:t>
-      </w:r>
-      <w:proofErr w:type="gramEnd"/>
-      <w:r>
-        <w:rPr>
-          <w:color w:val="555555"/>
-        </w:rPr>
-        <w:t xml:space="preserve"> clinicians ha</w:t>
-      </w:r>
-      <w:r>
-        <w:rPr>
-          <w:color w:val="555555"/>
-        </w:rPr>
-        <w:t>ve</w:t>
-      </w:r>
-      <w:r>
-        <w:rPr>
-          <w:color w:val="555555"/>
-        </w:rPr>
-        <w:t xml:space="preserve"> to fulfill three criteria established by ARRA that will build the foundation for connecting between a rewarding EHR implementation and its meaningful application. The criteria are clinicians must demonstrate that they are using certified electronic health care technology, exchanging health information to advance </w:t>
-      </w:r>
-      <w:r>
-        <w:rPr>
-          <w:color w:val="555555"/>
-        </w:rPr>
-        <w:t xml:space="preserve">the </w:t>
-      </w:r>
-      <w:r>
-        <w:rPr>
-          <w:color w:val="555555"/>
-        </w:rPr>
-        <w:t>quality of health care delivery</w:t>
-      </w:r>
-      <w:r>
-        <w:rPr>
-          <w:color w:val="555555"/>
-        </w:rPr>
-        <w:t>,</w:t>
-      </w:r>
-      <w:r>
-        <w:rPr>
-          <w:color w:val="555555"/>
-        </w:rPr>
-        <w:t xml:space="preserve"> and reporting clinical measures</w:t>
-      </w:r>
-      <w:r>
-        <w:rPr>
-          <w:color w:val="555555"/>
-        </w:rPr>
-        <w:t xml:space="preserve">. </w:t>
-      </w:r>
-      <w:r>
-        <w:rPr>
-          <w:color w:val="555555"/>
-          <w:shd w:val="clear" w:color="auto" w:fill="FFFFFF"/>
-        </w:rPr>
-        <w:t xml:space="preserve">(Bowens </w:t>
-      </w:r>
-      <w:r>
-        <w:rPr>
-          <w:color w:val="555555"/>
-          <w:shd w:val="clear" w:color="auto" w:fill="FFFFFF"/>
-        </w:rPr>
-        <w:t>et.al)</w:t>
-      </w:r>
-      <w:r>
-        <w:rPr>
-          <w:color w:val="555555"/>
-          <w:shd w:val="clear" w:color="auto" w:fill="FFFFFF"/>
-        </w:rPr>
-        <w:t xml:space="preserve"> Poorly designed </w:t>
-      </w:r>
-      <w:r>
-        <w:rPr>
-          <w:color w:val="555555"/>
-          <w:shd w:val="clear" w:color="auto" w:fill="FFFFFF"/>
-        </w:rPr>
-        <w:t xml:space="preserve">EHR </w:t>
-      </w:r>
-      <w:r>
-        <w:rPr>
-          <w:color w:val="555555"/>
-          <w:shd w:val="clear" w:color="auto" w:fill="FFFFFF"/>
-        </w:rPr>
-        <w:t>interface</w:t>
-      </w:r>
-      <w:r>
-        <w:rPr>
-          <w:color w:val="555555"/>
-          <w:shd w:val="clear" w:color="auto" w:fill="FFFFFF"/>
-        </w:rPr>
-        <w:t>s</w:t>
-      </w:r>
-      <w:r>
-        <w:rPr>
-          <w:color w:val="555555"/>
-          <w:shd w:val="clear" w:color="auto" w:fill="FFFFFF"/>
-        </w:rPr>
-        <w:t xml:space="preserve"> </w:t>
-      </w:r>
-      <w:r>
-        <w:rPr>
-          <w:color w:val="555555"/>
-          <w:shd w:val="clear" w:color="auto" w:fill="FFFFFF"/>
-        </w:rPr>
-        <w:t>can’t</w:t>
-      </w:r>
-      <w:r>
-        <w:rPr>
-          <w:color w:val="555555"/>
-          <w:shd w:val="clear" w:color="auto" w:fill="FFFFFF"/>
-        </w:rPr>
-        <w:t xml:space="preserve"> assist in achieving</w:t>
-      </w:r>
-      <w:r>
-        <w:rPr>
-          <w:color w:val="555555"/>
-          <w:shd w:val="clear" w:color="auto" w:fill="FFFFFF"/>
-        </w:rPr>
-        <w:t xml:space="preserve"> those </w:t>
-      </w:r>
-      <w:r>
-        <w:rPr>
-          <w:color w:val="555555"/>
-          <w:shd w:val="clear" w:color="auto" w:fill="FFFFFF"/>
-        </w:rPr>
-        <w:t>criteria</w:t>
-      </w:r>
-      <w:r>
-        <w:rPr>
-          <w:color w:val="555555"/>
-          <w:shd w:val="clear" w:color="auto" w:fill="FFFFFF"/>
-        </w:rPr>
-        <w:t xml:space="preserve"> defined by ARRA and CMS to promote </w:t>
-      </w:r>
-      <w:r>
-        <w:rPr>
-          <w:color w:val="555555"/>
-          <w:shd w:val="clear" w:color="auto" w:fill="FFFFFF"/>
-        </w:rPr>
-        <w:t xml:space="preserve">the </w:t>
-      </w:r>
-      <w:r>
-        <w:rPr>
-          <w:color w:val="555555"/>
-          <w:shd w:val="clear" w:color="auto" w:fill="FFFFFF"/>
-        </w:rPr>
-        <w:t xml:space="preserve">effective use and adoption of EHR therefore </w:t>
-      </w:r>
-      <w:r>
-        <w:rPr>
-          <w:color w:val="555555"/>
-          <w:shd w:val="clear" w:color="auto" w:fill="FFFFFF"/>
-        </w:rPr>
-        <w:t>EHR interface</w:t>
-      </w:r>
-      <w:r>
-        <w:rPr>
-          <w:color w:val="555555"/>
-          <w:shd w:val="clear" w:color="auto" w:fill="FFFFFF"/>
-        </w:rPr>
-        <w:t>s</w:t>
-      </w:r>
-      <w:r>
-        <w:rPr>
-          <w:color w:val="555555"/>
-          <w:shd w:val="clear" w:color="auto" w:fill="FFFFFF"/>
-        </w:rPr>
-        <w:t xml:space="preserve"> must be </w:t>
-      </w:r>
-      <w:r>
-        <w:rPr>
-          <w:color w:val="555555"/>
-          <w:shd w:val="clear" w:color="auto" w:fill="FFFFFF"/>
-        </w:rPr>
-        <w:lastRenderedPageBreak/>
-        <w:t>optimized in healthcare organization</w:t>
+        <w:t xml:space="preserve"> must be optimized in healthcare organization</w:t>
       </w:r>
       <w:r>
         <w:rPr>
@@ -2029,6 +2038,7 @@
           <w:bCs/>
           <w:color w:val="2D3B45"/>
         </w:rPr>
+        <w:lastRenderedPageBreak/>
         <w:t xml:space="preserve"> </w:t>
       </w:r>
       <w:r>
@@ -2102,7 +2112,6 @@
         <w:rPr>
           <w:color w:val="2D3B45"/>
         </w:rPr>
-        <w:lastRenderedPageBreak/>
         <w:t xml:space="preserve">The </w:t>
       </w:r>
       <w:r>
@@ -2471,7 +2480,14 @@
         <w:rPr>
           <w:color w:val="2D3B45"/>
         </w:rPr>
-        <w:t xml:space="preserve"> of patient records, patient information is displayed based on user roles and aligned with </w:t>
+        <w:t xml:space="preserve"> of patient records, patient information is displayed based on user </w:t>
+      </w:r>
+      <w:r>
+        <w:rPr>
+          <w:color w:val="2D3B45"/>
+        </w:rPr>
+        <w:lastRenderedPageBreak/>
+        <w:t xml:space="preserve">roles and aligned with </w:t>
       </w:r>
       <w:r>
         <w:rPr>
@@ -2495,14 +2511,7 @@
         <w:rPr>
           <w:color w:val="2D3B45"/>
         </w:rPr>
-        <w:t xml:space="preserve"> are displayed </w:t>
-      </w:r>
-      <w:r>
-        <w:rPr>
-          <w:color w:val="2D3B45"/>
-        </w:rPr>
-        <w:lastRenderedPageBreak/>
-        <w:t>for updating patient records. Real-time feedback is provided via error alerts, confirmation message</w:t>
+        <w:t xml:space="preserve"> are displayed for updating patient records. Real-time feedback is provided via error alerts, confirmation message</w:t>
       </w:r>
       <w:r>
         <w:rPr>
@@ -2855,6 +2864,7 @@
           <w:b/>
           <w:bCs/>
         </w:rPr>
+        <w:lastRenderedPageBreak/>
         <w:t>Conclusion:</w:t>
       </w:r>
     </w:p>
@@ -2871,7 +2881,6 @@
           <w:color w:val="212121"/>
           <w:shd w:val="clear" w:color="auto" w:fill="FFFFFF"/>
         </w:rPr>
-        <w:lastRenderedPageBreak/>
         <w:t>In t</w:t>
       </w:r>
       <w:r>
@@ -3485,6 +3494,7 @@
           <w:color w:val="2D3B45"/>
           <w:shd w:val="clear" w:color="auto" w:fill="FFFFFF"/>
         </w:rPr>
+        <w:lastRenderedPageBreak/>
         <w:t>Tilley, S. (2020). </w:t>
       </w:r>
       <w:r>
